--- a/4to Año/ASOI/TPN°4-ASOI.docx
+++ b/4to Año/ASOI/TPN°4-ASOI.docx
@@ -902,6 +902,9 @@
         <w:ind w:firstLine="0"/>
       </w:pPr>
       <w:r>
+        <w:rPr>
+          <w:noProof/>
+        </w:rPr>
         <w:drawing>
           <wp:inline distT="0" distB="0" distL="0" distR="0" wp14:anchorId="1B24CC66" wp14:editId="6DC225CA">
             <wp:extent cx="2362530" cy="247685"/>
@@ -974,14 +977,7 @@
           <w:rStyle w:val="Textoennegrita"/>
           <w:lang w:val="es-AR"/>
         </w:rPr>
-        <w:t>U</w:t>
-      </w:r>
-      <w:r>
-        <w:rPr>
-          <w:rStyle w:val="Textoennegrita"/>
-          <w:lang w:val="es-AR"/>
-        </w:rPr>
-        <w:t>suario</w:t>
+        <w:t>Usuario</w:t>
       </w:r>
       <w:r>
         <w:rPr>
@@ -1017,14 +1013,7 @@
           <w:rStyle w:val="Textoennegrita"/>
           <w:lang w:val="es-AR"/>
         </w:rPr>
-        <w:t>E</w:t>
-      </w:r>
-      <w:r>
-        <w:rPr>
-          <w:rStyle w:val="Textoennegrita"/>
-          <w:lang w:val="es-AR"/>
-        </w:rPr>
-        <w:t>quipo</w:t>
+        <w:t>Equipo</w:t>
       </w:r>
       <w:r>
         <w:rPr>
@@ -1149,13 +1138,7 @@
         <w:rPr>
           <w:spacing w:val="-4"/>
         </w:rPr>
-        <w:t>U</w:t>
-      </w:r>
-      <w:r>
-        <w:rPr>
-          <w:spacing w:val="-4"/>
-        </w:rPr>
-        <w:t>tiliza</w:t>
+        <w:t>Utiliza</w:t>
       </w:r>
       <w:r>
         <w:rPr>
@@ -1300,6 +1283,9 @@
         <w:ind w:firstLine="0"/>
       </w:pPr>
       <w:r>
+        <w:rPr>
+          <w:noProof/>
+        </w:rPr>
         <w:drawing>
           <wp:inline distT="0" distB="0" distL="0" distR="0" wp14:anchorId="5129A86B" wp14:editId="462EF8A6">
             <wp:extent cx="6125430" cy="390580"/>
@@ -1648,6 +1634,9 @@
         <w:ind w:left="861" w:right="139" w:firstLine="0"/>
       </w:pPr>
       <w:r>
+        <w:rPr>
+          <w:noProof/>
+        </w:rPr>
         <w:drawing>
           <wp:inline distT="0" distB="0" distL="0" distR="0" wp14:anchorId="200AFCA1" wp14:editId="608A76AB">
             <wp:extent cx="4972744" cy="743054"/>
@@ -1751,6 +1740,9 @@
         <w:ind w:left="861" w:right="141" w:firstLine="0"/>
       </w:pPr>
       <w:r>
+        <w:rPr>
+          <w:noProof/>
+        </w:rPr>
         <w:drawing>
           <wp:inline distT="0" distB="0" distL="0" distR="0" wp14:anchorId="78777F53" wp14:editId="1B5C9A07">
             <wp:extent cx="3839111" cy="543001"/>
@@ -2054,10 +2046,13 @@
         <w:ind w:firstLine="0"/>
       </w:pPr>
       <w:r>
+        <w:rPr>
+          <w:noProof/>
+        </w:rPr>
         <w:drawing>
-          <wp:inline distT="0" distB="0" distL="0" distR="0" wp14:anchorId="01C4A10D" wp14:editId="360CF098">
-            <wp:extent cx="6303010" cy="231775"/>
-            <wp:effectExtent l="0" t="0" r="2540" b="0"/>
+          <wp:inline distT="0" distB="0" distL="0" distR="0" wp14:anchorId="4CE18392" wp14:editId="02816151">
+            <wp:extent cx="4582164" cy="685896"/>
+            <wp:effectExtent l="0" t="0" r="0" b="0"/>
             <wp:docPr id="13" name="Imagen 13"/>
             <wp:cNvGraphicFramePr>
               <a:graphicFrameLocks xmlns:a="http://schemas.openxmlformats.org/drawingml/2006/main" noChangeAspect="1"/>
@@ -2078,7 +2073,7 @@
                   <pic:spPr>
                     <a:xfrm>
                       <a:off x="0" y="0"/>
-                      <a:ext cx="6303010" cy="231775"/>
+                      <a:ext cx="4582164" cy="685896"/>
                     </a:xfrm>
                     <a:prstGeom prst="rect">
                       <a:avLst/>
@@ -2105,10 +2100,7 @@
         <w:ind w:right="139"/>
       </w:pPr>
       <w:r>
-        <w:t>V</w:t>
-      </w:r>
-      <w:r>
-        <w:t>isualiza</w:t>
+        <w:t>Visualiza</w:t>
       </w:r>
       <w:r>
         <w:rPr>
@@ -2248,6 +2240,9 @@
         <w:jc w:val="center"/>
       </w:pPr>
       <w:r>
+        <w:rPr>
+          <w:noProof/>
+        </w:rPr>
         <w:lastRenderedPageBreak/>
         <w:drawing>
           <wp:inline distT="0" distB="0" distL="0" distR="0" wp14:anchorId="0D494842" wp14:editId="405F9B48">
@@ -3095,6 +3090,9 @@
         <w:tab/>
       </w:r>
       <w:r>
+        <w:rPr>
+          <w:noProof/>
+        </w:rPr>
         <w:drawing>
           <wp:inline distT="0" distB="0" distL="0" distR="0" wp14:anchorId="50B2B1E9" wp14:editId="501D9983">
             <wp:extent cx="6303010" cy="526415"/>
@@ -3150,13 +3148,7 @@
         <w:rPr>
           <w:spacing w:val="-2"/>
         </w:rPr>
-        <w:t>D</w:t>
-      </w:r>
-      <w:r>
-        <w:rPr>
-          <w:spacing w:val="-2"/>
-        </w:rPr>
-        <w:t>esde</w:t>
+        <w:t>Desde</w:t>
       </w:r>
       <w:r>
         <w:rPr>
@@ -3488,6 +3480,9 @@
         <w:ind w:left="861"/>
       </w:pPr>
       <w:r>
+        <w:rPr>
+          <w:noProof/>
+        </w:rPr>
         <w:drawing>
           <wp:inline distT="0" distB="0" distL="0" distR="0" wp14:anchorId="735A9676" wp14:editId="5FB0E00A">
             <wp:extent cx="6303010" cy="3401060"/>
@@ -3965,6 +3960,9 @@
         <w:spacing w:before="109"/>
       </w:pPr>
       <w:r>
+        <w:rPr>
+          <w:noProof/>
+        </w:rPr>
         <w:drawing>
           <wp:inline distT="0" distB="0" distL="0" distR="0" wp14:anchorId="0E2008B5" wp14:editId="383A232A">
             <wp:extent cx="6303010" cy="231775"/>
@@ -4630,6 +4628,9 @@
         <w:spacing w:before="51"/>
       </w:pPr>
       <w:r>
+        <w:rPr>
+          <w:noProof/>
+        </w:rPr>
         <w:drawing>
           <wp:inline distT="0" distB="0" distL="0" distR="0" wp14:anchorId="668F8B6B" wp14:editId="451ADC6A">
             <wp:extent cx="6303010" cy="208280"/>
@@ -5012,6 +5013,9 @@
         </w:sectPr>
       </w:pPr>
       <w:r>
+        <w:rPr>
+          <w:noProof/>
+        </w:rPr>
         <w:drawing>
           <wp:inline distT="0" distB="0" distL="0" distR="0" wp14:anchorId="08748776" wp14:editId="75722F04">
             <wp:extent cx="6303010" cy="1703070"/>
@@ -5545,6 +5549,9 @@
         <w:ind w:firstLine="0"/>
       </w:pPr>
       <w:r>
+        <w:rPr>
+          <w:noProof/>
+        </w:rPr>
         <w:drawing>
           <wp:inline distT="0" distB="0" distL="0" distR="0" wp14:anchorId="3D9DAE35" wp14:editId="48243413">
             <wp:extent cx="6303010" cy="535940"/>
@@ -5592,6 +5599,9 @@
         <w:ind w:firstLine="0"/>
       </w:pPr>
       <w:r>
+        <w:rPr>
+          <w:noProof/>
+        </w:rPr>
         <w:drawing>
           <wp:inline distT="0" distB="0" distL="0" distR="0" wp14:anchorId="53805B38" wp14:editId="1BC854A3">
             <wp:extent cx="6303010" cy="417195"/>
@@ -5778,12 +5788,7 @@
       </w:pPr>
       <w:r>
         <w:tab/>
-      </w:r>
-      <w:r>
-        <w:t>El comando más usado en Linux para monitorear la ejecución de un comando en tiempo real es:</w:t>
-      </w:r>
-      <w:r>
-        <w:t xml:space="preserve"> </w:t>
+        <w:t xml:space="preserve">El comando más usado en Linux para monitorear la ejecución de un comando en tiempo real es: </w:t>
       </w:r>
       <w:proofErr w:type="spellStart"/>
       <w:r>
@@ -5791,10 +5796,7 @@
       </w:r>
       <w:proofErr w:type="spellEnd"/>
       <w:r>
-        <w:t xml:space="preserve">. </w:t>
-      </w:r>
-      <w:r>
-        <w:t>Te permite ejecutar otro comando de forma repetitiva y ver cómo cambia su salida en tiempo real.</w:t>
+        <w:t>. Te permite ejecutar otro comando de forma repetitiva y ver cómo cambia su salida en tiempo real.</w:t>
       </w:r>
     </w:p>
     <w:p>
@@ -5805,8 +5807,6 @@
       </w:pPr>
       <w:r>
         <w:tab/>
-      </w:r>
-      <w:r>
         <w:t>Sintaxis:</w:t>
       </w:r>
     </w:p>
@@ -5843,8 +5843,6 @@
       </w:pPr>
       <w:r>
         <w:tab/>
-      </w:r>
-      <w:r>
         <w:t>Ejemplo básico:</w:t>
       </w:r>
     </w:p>
@@ -5866,12 +5864,7 @@
       </w:pPr>
       <w:r>
         <w:tab/>
-      </w:r>
-      <w:r>
-        <w:t>Monitorear el contenido de un directorio:</w:t>
-      </w:r>
-      <w:r>
-        <w:t xml:space="preserve"> </w:t>
+        <w:t xml:space="preserve">Monitorear el contenido de un directorio: </w:t>
       </w:r>
       <w:proofErr w:type="spellStart"/>
       <w:r>
@@ -5898,8 +5891,6 @@
       </w:pPr>
       <w:r>
         <w:tab/>
-      </w:r>
-      <w:r>
         <w:t xml:space="preserve">Esto ejecutará </w:t>
       </w:r>
       <w:proofErr w:type="spellStart"/>
@@ -6136,6 +6127,9 @@
         <w:spacing w:before="180"/>
       </w:pPr>
       <w:r>
+        <w:rPr>
+          <w:noProof/>
+        </w:rPr>
         <w:drawing>
           <wp:inline distT="0" distB="0" distL="0" distR="0" wp14:anchorId="417DC2BC" wp14:editId="02C22D6A">
             <wp:extent cx="6303010" cy="194945"/>
@@ -6648,6 +6642,9 @@
         <w:ind w:left="501"/>
       </w:pPr>
       <w:r>
+        <w:rPr>
+          <w:noProof/>
+        </w:rPr>
         <w:lastRenderedPageBreak/>
         <w:drawing>
           <wp:inline distT="0" distB="0" distL="0" distR="0" wp14:anchorId="0A58879D" wp14:editId="057993C0">
@@ -7109,10 +7106,7 @@
         <w:ind w:firstLine="720"/>
       </w:pPr>
       <w:r>
-        <w:t>Muestra los dispositivos de bloques (discos y particiones) en forma de árbol:</w:t>
-      </w:r>
-      <w:r>
-        <w:t xml:space="preserve"> </w:t>
+        <w:t xml:space="preserve">Muestra los dispositivos de bloques (discos y particiones) en forma de árbol: </w:t>
       </w:r>
     </w:p>
     <w:p>
@@ -7789,6 +7783,9 @@
         <w:spacing w:before="52"/>
       </w:pPr>
       <w:r>
+        <w:rPr>
+          <w:noProof/>
+        </w:rPr>
         <w:drawing>
           <wp:inline distT="0" distB="0" distL="0" distR="0" wp14:anchorId="0CFE78FF" wp14:editId="439CB656">
             <wp:extent cx="6245860" cy="679450"/>
@@ -8343,6 +8340,9 @@
         <w:jc w:val="both"/>
       </w:pPr>
       <w:r>
+        <w:rPr>
+          <w:noProof/>
+        </w:rPr>
         <w:lastRenderedPageBreak/>
         <w:drawing>
           <wp:inline distT="0" distB="0" distL="0" distR="0" wp14:anchorId="0CE7E5A7" wp14:editId="59B120A6">
